--- a/documents/Описание.docx
+++ b/documents/Описание.docx
@@ -305,11 +305,19 @@
         <w:ind w:firstLine="0"/>
         <w:jc w:val="right"/>
       </w:pPr>
+      <w:proofErr w:type="spellStart"/>
       <w:r>
         <w:rPr>
           <w:rFonts w:eastAsia="Calibri"/>
         </w:rPr>
-        <w:t>Крадинов Дмитрий Павлович</w:t>
+        <w:t>Крадинов</w:t>
+      </w:r>
+      <w:proofErr w:type="spellEnd"/>
+      <w:r>
+        <w:rPr>
+          <w:rFonts w:eastAsia="Calibri"/>
+        </w:rPr>
+        <w:t xml:space="preserve"> Дмитрий Павлович</w:t>
       </w:r>
     </w:p>
     <w:p>
@@ -524,7 +532,13 @@
         <w:rPr>
           <w:szCs w:val="28"/>
         </w:rPr>
-        <w:t>CRM сайт «</w:t>
+        <w:t>Социальная сеть для музыкальных групп</w:t>
+      </w:r>
+      <w:r>
+        <w:rPr>
+          <w:szCs w:val="28"/>
+        </w:rPr>
+        <w:t xml:space="preserve"> «</w:t>
       </w:r>
       <w:r>
         <w:rPr>
@@ -568,7 +582,19 @@
         <w:t xml:space="preserve">, </w:t>
       </w:r>
       <w:r>
-        <w:t>позволяющий бесплатно слушать и скачивать треки разных групп. Также будет возможность делать ремиксы понравившихся композиций.</w:t>
+        <w:t xml:space="preserve">позволяющий бесплатно </w:t>
+      </w:r>
+      <w:r>
+        <w:t>ознакомиться с музыкальной группой</w:t>
+      </w:r>
+      <w:r>
+        <w:t xml:space="preserve"> и её творчеством</w:t>
+      </w:r>
+      <w:r>
+        <w:t>.</w:t>
+      </w:r>
+      <w:r>
+        <w:t xml:space="preserve"> Это шанс для групп увеличить свою популярность и набрать аудиторию.</w:t>
       </w:r>
     </w:p>
     <w:p>
@@ -711,10 +737,26 @@
         <w:ind w:left="0" w:firstLine="709"/>
       </w:pPr>
       <w:r>
-        <w:t>Создать окно под работу с собственными записями</w:t>
-      </w:r>
-      <w:r>
-        <w:t>;</w:t>
+        <w:t>Сделать телеграмм-бота.</w:t>
+      </w:r>
+    </w:p>
+    <w:p>
+      <w:pPr>
+        <w:pStyle w:val="1"/>
+      </w:pPr>
+      <w:r>
+        <w:t>Описание работы проекта</w:t>
+      </w:r>
+    </w:p>
+    <w:p>
+      <w:r>
+        <w:t>Возможности</w:t>
+      </w:r>
+      <w:r>
+        <w:rPr>
+          <w:lang w:val="en-US"/>
+        </w:rPr>
+        <w:t>:</w:t>
       </w:r>
     </w:p>
     <w:p>
@@ -724,32 +766,9 @@
           <w:ilvl w:val="0"/>
           <w:numId w:val="1"/>
         </w:numPr>
-        <w:tabs>
-          <w:tab w:val="left" w:pos="993"/>
-        </w:tabs>
-        <w:ind w:left="0" w:firstLine="709"/>
-      </w:pPr>
-      <w:r>
-        <w:t>Сделать телеграмм-бота.</w:t>
-      </w:r>
-    </w:p>
-    <w:p>
-      <w:pPr>
-        <w:pStyle w:val="1"/>
-      </w:pPr>
-      <w:r>
-        <w:t>Описание работы проекта</w:t>
-      </w:r>
-    </w:p>
-    <w:p>
-      <w:r>
-        <w:t>Возможности</w:t>
-      </w:r>
-      <w:r>
-        <w:rPr>
-          <w:lang w:val="en-US"/>
-        </w:rPr>
-        <w:t>:</w:t>
+      </w:pPr>
+      <w:r>
+        <w:t>Авторизация через разные ресурсы</w:t>
       </w:r>
     </w:p>
     <w:p>
@@ -761,7 +780,7 @@
         </w:numPr>
       </w:pPr>
       <w:r>
-        <w:t>Авторизация через разные ресурсы</w:t>
+        <w:t>Выбор группы в поиске</w:t>
       </w:r>
     </w:p>
     <w:p>
@@ -773,7 +792,7 @@
         </w:numPr>
       </w:pPr>
       <w:r>
-        <w:t>Выбор группы в поиске</w:t>
+        <w:t>Добавление группы в избранное</w:t>
       </w:r>
     </w:p>
     <w:p>
@@ -785,47 +804,11 @@
         </w:numPr>
       </w:pPr>
       <w:r>
-        <w:t>Добавление группы в избранное</w:t>
-      </w:r>
-    </w:p>
-    <w:p>
-      <w:pPr>
-        <w:pStyle w:val="a7"/>
-        <w:numPr>
-          <w:ilvl w:val="0"/>
-          <w:numId w:val="1"/>
-        </w:numPr>
-      </w:pPr>
-      <w:r>
         <w:t>Прослушивание записей выбранной группы</w:t>
       </w:r>
     </w:p>
     <w:p>
       <w:pPr>
-        <w:pStyle w:val="a7"/>
-        <w:numPr>
-          <w:ilvl w:val="0"/>
-          <w:numId w:val="1"/>
-        </w:numPr>
-      </w:pPr>
-      <w:r>
-        <w:t>Изменение стиля интерфейса</w:t>
-      </w:r>
-    </w:p>
-    <w:p>
-      <w:pPr>
-        <w:pStyle w:val="a7"/>
-        <w:numPr>
-          <w:ilvl w:val="0"/>
-          <w:numId w:val="1"/>
-        </w:numPr>
-      </w:pPr>
-      <w:r>
-        <w:t xml:space="preserve">Работа со своими записями (создание ремиксов) </w:t>
-      </w:r>
-    </w:p>
-    <w:p>
-      <w:pPr>
         <w:pStyle w:val="1"/>
       </w:pPr>
       <w:r>
@@ -834,13 +817,16 @@
     </w:p>
     <w:p>
       <w:r>
-        <w:t>Большое количество стриминговых платформ ограничивают слушателя в прослушивании и скачивании музыки платными подписками. Данный проект позволит делать ремиксы, слушать и скачивать</w:t>
-      </w:r>
-      <w:r>
-        <w:t xml:space="preserve"> </w:t>
-      </w:r>
-      <w:r>
-        <w:t>треки любимых музыкальных групп.</w:t>
+        <w:t>Современные стриминговые сервисы требуют подписки или частого просматривания рекламы. Независимые молодые группы не могут пробиться</w:t>
+      </w:r>
+      <w:r>
+        <w:t xml:space="preserve"> в рекомендации. Данный проект совмещает в себе </w:t>
+      </w:r>
+      <w:r>
+        <w:t>элементы социальной сети</w:t>
+      </w:r>
+      <w:r>
+        <w:t xml:space="preserve"> и платформу для честного продвижения коллективов.</w:t>
       </w:r>
     </w:p>
     <w:sectPr>
@@ -890,7 +876,6 @@
         <w:docPartUnique/>
       </w:docPartObj>
     </w:sdtPr>
-    <w:sdtEndPr/>
     <w:sdtContent>
       <w:p>
         <w:pPr>
